--- a/Day-37/KAFKA.docx
+++ b/Day-37/KAFKA.docx
@@ -166,25 +166,7 @@
                 <w:bCs/>
                 <w:lang w:val="en-IN"/>
               </w:rPr>
-              <w:t>Azure Databricks (</w:t>
-            </w:r>
-            <w:proofErr w:type="spellStart"/>
-            <w:r>
-              <w:rPr>
-                <w:b/>
-                <w:bCs/>
-                <w:lang w:val="en-IN"/>
-              </w:rPr>
-              <w:t>PySpark</w:t>
-            </w:r>
-            <w:proofErr w:type="spellEnd"/>
-            <w:r>
-              <w:rPr>
-                <w:b/>
-                <w:bCs/>
-                <w:lang w:val="en-IN"/>
-              </w:rPr>
-              <w:t>)</w:t>
+              <w:t>Azure Databricks (PySpark)</w:t>
             </w:r>
           </w:p>
         </w:tc>
@@ -405,21 +387,7 @@
         <w:rPr>
           <w:lang w:val="en-IN"/>
         </w:rPr>
-        <w:t>Namespace: your-</w:t>
-      </w:r>
-      <w:proofErr w:type="spellStart"/>
-      <w:r>
-        <w:rPr>
-          <w:lang w:val="en-IN"/>
-        </w:rPr>
-        <w:t>kafka</w:t>
-      </w:r>
-      <w:proofErr w:type="spellEnd"/>
-      <w:r>
-        <w:rPr>
-          <w:lang w:val="en-IN"/>
-        </w:rPr>
-        <w:t>-namespace</w:t>
+        <w:t>Namespace: your-kafka-namespace</w:t>
       </w:r>
     </w:p>
     <w:p>
@@ -514,7 +482,6 @@
         </w:rPr>
         <w:t xml:space="preserve">Go to “Shared Access Policies” → Click </w:t>
       </w:r>
-      <w:proofErr w:type="spellStart"/>
       <w:r>
         <w:rPr>
           <w:b/>
@@ -523,7 +490,6 @@
         </w:rPr>
         <w:t>RootManageSharedAccessKey</w:t>
       </w:r>
-      <w:proofErr w:type="spellEnd"/>
     </w:p>
     <w:p>
       <w:pPr>
@@ -695,67 +661,37 @@
           <w:lang w:val="en-IN"/>
         </w:rPr>
       </w:pPr>
-      <w:proofErr w:type="spellStart"/>
-      <w:r>
-        <w:rPr>
-          <w:lang w:val="en-IN"/>
-        </w:rPr>
-        <w:t>sudo</w:t>
-      </w:r>
-      <w:proofErr w:type="spellEnd"/>
-      <w:r>
-        <w:rPr>
-          <w:lang w:val="en-IN"/>
-        </w:rPr>
-        <w:t xml:space="preserve"> apt update</w:t>
-      </w:r>
-    </w:p>
-    <w:p>
-      <w:pPr>
-        <w:rPr>
-          <w:lang w:val="en-IN"/>
-        </w:rPr>
-      </w:pPr>
-      <w:proofErr w:type="spellStart"/>
-      <w:r>
-        <w:rPr>
-          <w:lang w:val="en-IN"/>
-        </w:rPr>
-        <w:t>sudo</w:t>
-      </w:r>
-      <w:proofErr w:type="spellEnd"/>
-      <w:r>
-        <w:rPr>
-          <w:lang w:val="en-IN"/>
-        </w:rPr>
-        <w:t xml:space="preserve"> apt install python3 python3-pip -y</w:t>
-      </w:r>
-    </w:p>
-    <w:p>
-      <w:pPr>
-        <w:rPr>
-          <w:lang w:val="en-IN"/>
-        </w:rPr>
-      </w:pPr>
-      <w:r>
-        <w:rPr>
-          <w:lang w:val="en-IN"/>
-        </w:rPr>
-        <w:t xml:space="preserve">pip3 install </w:t>
-      </w:r>
-      <w:proofErr w:type="spellStart"/>
-      <w:r>
-        <w:rPr>
-          <w:lang w:val="en-IN"/>
-        </w:rPr>
-        <w:t>kafka</w:t>
-      </w:r>
-      <w:proofErr w:type="spellEnd"/>
-      <w:r>
-        <w:rPr>
-          <w:lang w:val="en-IN"/>
-        </w:rPr>
-        <w:t>-python</w:t>
+      <w:r>
+        <w:rPr>
+          <w:lang w:val="en-IN"/>
+        </w:rPr>
+        <w:t>sudo apt update</w:t>
+      </w:r>
+    </w:p>
+    <w:p>
+      <w:pPr>
+        <w:rPr>
+          <w:lang w:val="en-IN"/>
+        </w:rPr>
+      </w:pPr>
+      <w:r>
+        <w:rPr>
+          <w:lang w:val="en-IN"/>
+        </w:rPr>
+        <w:t>sudo apt install python3 python3-pip -y</w:t>
+      </w:r>
+    </w:p>
+    <w:p>
+      <w:pPr>
+        <w:rPr>
+          <w:lang w:val="en-IN"/>
+        </w:rPr>
+      </w:pPr>
+      <w:r>
+        <w:rPr>
+          <w:lang w:val="en-IN"/>
+        </w:rPr>
+        <w:t>pip3 install kafka-python</w:t>
       </w:r>
     </w:p>
     <w:p>
@@ -792,354 +728,144 @@
         <w:rPr>
           <w:lang w:val="en-IN"/>
         </w:rPr>
-        <w:t xml:space="preserve">import </w:t>
-      </w:r>
-      <w:proofErr w:type="spellStart"/>
-      <w:r>
-        <w:rPr>
-          <w:lang w:val="en-IN"/>
-        </w:rPr>
-        <w:t>json</w:t>
-      </w:r>
-      <w:proofErr w:type="spellEnd"/>
-      <w:r>
-        <w:rPr>
-          <w:lang w:val="en-IN"/>
-        </w:rPr>
-        <w:t>, random, time</w:t>
-      </w:r>
-    </w:p>
-    <w:p>
-      <w:pPr>
-        <w:rPr>
-          <w:lang w:val="en-IN"/>
-        </w:rPr>
-      </w:pPr>
-      <w:r>
-        <w:rPr>
-          <w:lang w:val="en-IN"/>
-        </w:rPr>
-        <w:t>from datetime import datetime</w:t>
-      </w:r>
-    </w:p>
-    <w:p>
-      <w:pPr>
-        <w:rPr>
-          <w:lang w:val="en-IN"/>
-        </w:rPr>
-      </w:pPr>
-      <w:r>
-        <w:rPr>
-          <w:lang w:val="en-IN"/>
-        </w:rPr>
-        <w:t xml:space="preserve">from </w:t>
-      </w:r>
-      <w:proofErr w:type="spellStart"/>
-      <w:r>
-        <w:rPr>
-          <w:lang w:val="en-IN"/>
-        </w:rPr>
-        <w:t>kafka</w:t>
-      </w:r>
-      <w:proofErr w:type="spellEnd"/>
-      <w:r>
-        <w:rPr>
-          <w:lang w:val="en-IN"/>
-        </w:rPr>
-        <w:t xml:space="preserve"> import </w:t>
-      </w:r>
-      <w:proofErr w:type="spellStart"/>
-      <w:r>
-        <w:rPr>
-          <w:lang w:val="en-IN"/>
-        </w:rPr>
-        <w:t>KafkaProducer</w:t>
-      </w:r>
-      <w:proofErr w:type="spellEnd"/>
-    </w:p>
-    <w:p>
-      <w:pPr>
-        <w:rPr>
-          <w:lang w:val="en-IN"/>
-        </w:rPr>
-      </w:pPr>
-    </w:p>
-    <w:p>
-      <w:pPr>
-        <w:rPr>
-          <w:lang w:val="en-IN"/>
-        </w:rPr>
-      </w:pPr>
-      <w:r>
-        <w:rPr>
-          <w:lang w:val="en-IN"/>
-        </w:rPr>
-        <w:t xml:space="preserve">producer = </w:t>
-      </w:r>
-      <w:proofErr w:type="spellStart"/>
-      <w:proofErr w:type="gramStart"/>
-      <w:r>
-        <w:rPr>
-          <w:lang w:val="en-IN"/>
-        </w:rPr>
-        <w:t>KafkaProducer</w:t>
-      </w:r>
-      <w:proofErr w:type="spellEnd"/>
-      <w:r>
-        <w:rPr>
-          <w:lang w:val="en-IN"/>
-        </w:rPr>
-        <w:t>(</w:t>
-      </w:r>
-      <w:proofErr w:type="gramEnd"/>
-    </w:p>
-    <w:p>
-      <w:pPr>
-        <w:rPr>
-          <w:lang w:val="en-IN"/>
-        </w:rPr>
-      </w:pPr>
-      <w:r>
-        <w:rPr>
-          <w:lang w:val="en-IN"/>
-        </w:rPr>
-        <w:t xml:space="preserve">    </w:t>
-      </w:r>
-      <w:proofErr w:type="spellStart"/>
-      <w:r>
-        <w:rPr>
-          <w:lang w:val="en-IN"/>
-        </w:rPr>
-        <w:t>bootstrap_servers</w:t>
-      </w:r>
-      <w:proofErr w:type="spellEnd"/>
-      <w:r>
-        <w:rPr>
-          <w:lang w:val="en-IN"/>
-        </w:rPr>
-        <w:t>='&lt;EVENT_HUB_NAMESPACE&gt;:9093',</w:t>
-      </w:r>
-    </w:p>
-    <w:p>
-      <w:pPr>
-        <w:rPr>
-          <w:lang w:val="en-IN"/>
-        </w:rPr>
-      </w:pPr>
-      <w:r>
-        <w:rPr>
-          <w:lang w:val="en-IN"/>
-        </w:rPr>
-        <w:t xml:space="preserve">    </w:t>
-      </w:r>
-      <w:proofErr w:type="spellStart"/>
-      <w:r>
-        <w:rPr>
-          <w:lang w:val="en-IN"/>
-        </w:rPr>
-        <w:t>security_protocol</w:t>
-      </w:r>
-      <w:proofErr w:type="spellEnd"/>
-      <w:r>
-        <w:rPr>
-          <w:lang w:val="en-IN"/>
-        </w:rPr>
-        <w:t>='SASL_SSL',</w:t>
-      </w:r>
-    </w:p>
-    <w:p>
-      <w:pPr>
-        <w:rPr>
-          <w:lang w:val="en-IN"/>
-        </w:rPr>
-      </w:pPr>
-      <w:r>
-        <w:rPr>
-          <w:lang w:val="en-IN"/>
-        </w:rPr>
-        <w:t xml:space="preserve">    </w:t>
-      </w:r>
-      <w:proofErr w:type="spellStart"/>
-      <w:r>
-        <w:rPr>
-          <w:lang w:val="en-IN"/>
-        </w:rPr>
-        <w:t>sasl_mechanism</w:t>
-      </w:r>
-      <w:proofErr w:type="spellEnd"/>
-      <w:r>
-        <w:rPr>
-          <w:lang w:val="en-IN"/>
-        </w:rPr>
-        <w:t>='PLAIN',</w:t>
-      </w:r>
-    </w:p>
-    <w:p>
-      <w:pPr>
-        <w:rPr>
-          <w:lang w:val="en-IN"/>
-        </w:rPr>
-      </w:pPr>
-      <w:r>
-        <w:rPr>
-          <w:lang w:val="en-IN"/>
-        </w:rPr>
-        <w:t xml:space="preserve">    </w:t>
-      </w:r>
-      <w:proofErr w:type="spellStart"/>
-      <w:r>
-        <w:rPr>
-          <w:lang w:val="en-IN"/>
-        </w:rPr>
-        <w:t>sasl_plain_username</w:t>
-      </w:r>
-      <w:proofErr w:type="spellEnd"/>
-      <w:r>
-        <w:rPr>
-          <w:lang w:val="en-IN"/>
-        </w:rPr>
-        <w:t>='$</w:t>
-      </w:r>
-      <w:proofErr w:type="spellStart"/>
-      <w:r>
-        <w:rPr>
-          <w:lang w:val="en-IN"/>
-        </w:rPr>
-        <w:t>ConnectionString</w:t>
-      </w:r>
-      <w:proofErr w:type="spellEnd"/>
-      <w:r>
-        <w:rPr>
-          <w:lang w:val="en-IN"/>
-        </w:rPr>
-        <w:t>',</w:t>
-      </w:r>
-    </w:p>
-    <w:p>
-      <w:pPr>
-        <w:rPr>
-          <w:lang w:val="en-IN"/>
-        </w:rPr>
-      </w:pPr>
-      <w:r>
-        <w:rPr>
-          <w:lang w:val="en-IN"/>
-        </w:rPr>
-        <w:t xml:space="preserve">    </w:t>
-      </w:r>
-      <w:proofErr w:type="spellStart"/>
-      <w:r>
-        <w:rPr>
-          <w:lang w:val="en-IN"/>
-        </w:rPr>
-        <w:t>sasl_plain_password</w:t>
-      </w:r>
-      <w:proofErr w:type="spellEnd"/>
-      <w:r>
-        <w:rPr>
-          <w:lang w:val="en-IN"/>
-        </w:rPr>
-        <w:t>='&lt;CONNECTION_STRING&gt;',</w:t>
-      </w:r>
-    </w:p>
-    <w:p>
-      <w:pPr>
-        <w:rPr>
-          <w:lang w:val="en-IN"/>
-        </w:rPr>
-      </w:pPr>
-      <w:r>
-        <w:rPr>
-          <w:lang w:val="en-IN"/>
-        </w:rPr>
-        <w:t xml:space="preserve">    </w:t>
-      </w:r>
-      <w:proofErr w:type="spellStart"/>
-      <w:r>
-        <w:rPr>
-          <w:lang w:val="en-IN"/>
-        </w:rPr>
-        <w:t>value_serializer</w:t>
-      </w:r>
-      <w:proofErr w:type="spellEnd"/>
-      <w:r>
-        <w:rPr>
-          <w:lang w:val="en-IN"/>
-        </w:rPr>
-        <w:t xml:space="preserve">=lambda v: </w:t>
-      </w:r>
-      <w:proofErr w:type="spellStart"/>
-      <w:proofErr w:type="gramStart"/>
-      <w:r>
-        <w:rPr>
-          <w:lang w:val="en-IN"/>
-        </w:rPr>
-        <w:t>json.dumps</w:t>
-      </w:r>
-      <w:proofErr w:type="spellEnd"/>
-      <w:proofErr w:type="gramEnd"/>
-      <w:r>
-        <w:rPr>
-          <w:lang w:val="en-IN"/>
-        </w:rPr>
-        <w:t>(v</w:t>
-      </w:r>
-      <w:proofErr w:type="gramStart"/>
-      <w:r>
-        <w:rPr>
-          <w:lang w:val="en-IN"/>
-        </w:rPr>
-        <w:t>).encode</w:t>
-      </w:r>
-      <w:proofErr w:type="gramEnd"/>
-      <w:r>
-        <w:rPr>
-          <w:lang w:val="en-IN"/>
-        </w:rPr>
-        <w:t>('utf-8'),</w:t>
-      </w:r>
-    </w:p>
-    <w:p>
-      <w:pPr>
-        <w:rPr>
-          <w:lang w:val="en-IN"/>
-        </w:rPr>
-      </w:pPr>
-      <w:r>
-        <w:rPr>
-          <w:lang w:val="en-IN"/>
-        </w:rPr>
-        <w:t xml:space="preserve">    </w:t>
-      </w:r>
-      <w:proofErr w:type="spellStart"/>
-      <w:r>
-        <w:rPr>
-          <w:lang w:val="en-IN"/>
-        </w:rPr>
-        <w:t>key_serializer</w:t>
-      </w:r>
-      <w:proofErr w:type="spellEnd"/>
-      <w:r>
-        <w:rPr>
-          <w:lang w:val="en-IN"/>
-        </w:rPr>
-        <w:t xml:space="preserve">=lambda k: </w:t>
-      </w:r>
-      <w:proofErr w:type="spellStart"/>
-      <w:proofErr w:type="gramStart"/>
-      <w:r>
-        <w:rPr>
-          <w:lang w:val="en-IN"/>
-        </w:rPr>
-        <w:t>k.encode</w:t>
-      </w:r>
-      <w:proofErr w:type="spellEnd"/>
-      <w:proofErr w:type="gramEnd"/>
-      <w:r>
-        <w:rPr>
-          <w:lang w:val="en-IN"/>
-        </w:rPr>
-        <w:t>('utf-8')</w:t>
+        <w:t>import json, random, time</w:t>
+      </w:r>
+    </w:p>
+    <w:p>
+      <w:pPr>
+        <w:rPr>
+          <w:lang w:val="en-IN"/>
+        </w:rPr>
+      </w:pPr>
+      <w:r>
+        <w:rPr>
+          <w:lang w:val="en-IN"/>
+        </w:rPr>
+        <w:t>from datetime import datetime,UTC</w:t>
+      </w:r>
+    </w:p>
+    <w:p>
+      <w:pPr>
+        <w:rPr>
+          <w:lang w:val="en-IN"/>
+        </w:rPr>
+      </w:pPr>
+      <w:r>
+        <w:rPr>
+          <w:lang w:val="en-IN"/>
+        </w:rPr>
+        <w:t>from kafka import KafkaProducer</w:t>
+      </w:r>
+    </w:p>
+    <w:p>
+      <w:pPr>
+        <w:rPr>
+          <w:lang w:val="en-IN"/>
+        </w:rPr>
+      </w:pPr>
+    </w:p>
+    <w:p>
+      <w:pPr>
+        <w:rPr>
+          <w:lang w:val="en-IN"/>
+        </w:rPr>
+      </w:pPr>
+      <w:r>
+        <w:rPr>
+          <w:lang w:val="en-IN"/>
+        </w:rPr>
+        <w:t>producer = KafkaProducer(</w:t>
+      </w:r>
+    </w:p>
+    <w:p>
+      <w:pPr>
+        <w:rPr>
+          <w:lang w:val="en-IN"/>
+        </w:rPr>
+      </w:pPr>
+      <w:r>
+        <w:rPr>
+          <w:lang w:val="en-IN"/>
+        </w:rPr>
+        <w:t xml:space="preserve">    bootstrap_servers='testvikash.servicebus.windows.net:9093',</w:t>
+      </w:r>
+    </w:p>
+    <w:p>
+      <w:pPr>
+        <w:rPr>
+          <w:lang w:val="en-IN"/>
+        </w:rPr>
+      </w:pPr>
+      <w:r>
+        <w:rPr>
+          <w:lang w:val="en-IN"/>
+        </w:rPr>
+        <w:t xml:space="preserve">    security_protocol='SASL_SSL',</w:t>
+      </w:r>
+    </w:p>
+    <w:p>
+      <w:pPr>
+        <w:rPr>
+          <w:lang w:val="en-IN"/>
+        </w:rPr>
+      </w:pPr>
+      <w:r>
+        <w:rPr>
+          <w:lang w:val="en-IN"/>
+        </w:rPr>
+        <w:t xml:space="preserve">    sasl_mechanism='PLAIN',</w:t>
+      </w:r>
+    </w:p>
+    <w:p>
+      <w:pPr>
+        <w:rPr>
+          <w:lang w:val="en-IN"/>
+        </w:rPr>
+      </w:pPr>
+      <w:r>
+        <w:rPr>
+          <w:lang w:val="en-IN"/>
+        </w:rPr>
+        <w:t xml:space="preserve">    sasl_plain_username='$ConnectionString',</w:t>
+      </w:r>
+    </w:p>
+    <w:p>
+      <w:pPr>
+        <w:rPr>
+          <w:lang w:val="en-IN"/>
+        </w:rPr>
+      </w:pPr>
+      <w:r>
+        <w:rPr>
+          <w:lang w:val="en-IN"/>
+        </w:rPr>
+        <w:t xml:space="preserve">    sasl_plain_password='Endpoint=sb://testvikash.servicebus.windows.net/;SharedAccessKeyName=RootManageSharedAccessKey;SharedAccessKey=TNXcoRcMpTf2zZHZe3EPLaB93eChO+EQn+AEhE2wyGY=',</w:t>
+      </w:r>
+    </w:p>
+    <w:p>
+      <w:pPr>
+        <w:rPr>
+          <w:lang w:val="en-IN"/>
+        </w:rPr>
+      </w:pPr>
+      <w:r>
+        <w:rPr>
+          <w:lang w:val="en-IN"/>
+        </w:rPr>
+        <w:t xml:space="preserve">    value_serializer=lambda v: json.dumps(v).encode('utf-8'),</w:t>
+      </w:r>
+    </w:p>
+    <w:p>
+      <w:pPr>
+        <w:rPr>
+          <w:lang w:val="en-IN"/>
+        </w:rPr>
+      </w:pPr>
+      <w:r>
+        <w:rPr>
+          <w:lang w:val="en-IN"/>
+        </w:rPr>
+        <w:t xml:space="preserve">    key_serializer=lambda k: k.encode('utf-8')</w:t>
       </w:r>
     </w:p>
     <w:p>
@@ -1205,35 +931,7 @@
         <w:rPr>
           <w:lang w:val="en-IN"/>
         </w:rPr>
-        <w:t xml:space="preserve">def </w:t>
-      </w:r>
-      <w:proofErr w:type="spellStart"/>
-      <w:r>
-        <w:rPr>
-          <w:lang w:val="en-IN"/>
-        </w:rPr>
-        <w:t>generate_</w:t>
-      </w:r>
-      <w:proofErr w:type="gramStart"/>
-      <w:r>
-        <w:rPr>
-          <w:lang w:val="en-IN"/>
-        </w:rPr>
-        <w:t>txn</w:t>
-      </w:r>
-      <w:proofErr w:type="spellEnd"/>
-      <w:r>
-        <w:rPr>
-          <w:lang w:val="en-IN"/>
-        </w:rPr>
-        <w:t>(</w:t>
-      </w:r>
-      <w:proofErr w:type="gramEnd"/>
-      <w:r>
-        <w:rPr>
-          <w:lang w:val="en-IN"/>
-        </w:rPr>
-        <w:t>):</w:t>
+        <w:t>def generate_txn():</w:t>
       </w:r>
     </w:p>
     <w:p>
@@ -1259,258 +957,72 @@
         <w:rPr>
           <w:lang w:val="en-IN"/>
         </w:rPr>
-        <w:t xml:space="preserve">        "</w:t>
-      </w:r>
-      <w:proofErr w:type="spellStart"/>
-      <w:r>
-        <w:rPr>
-          <w:lang w:val="en-IN"/>
-        </w:rPr>
-        <w:t>transactionId</w:t>
-      </w:r>
-      <w:proofErr w:type="spellEnd"/>
-      <w:r>
-        <w:rPr>
-          <w:lang w:val="en-IN"/>
-        </w:rPr>
-        <w:t xml:space="preserve">": </w:t>
-      </w:r>
-      <w:proofErr w:type="spellStart"/>
-      <w:r>
-        <w:rPr>
-          <w:lang w:val="en-IN"/>
-        </w:rPr>
-        <w:t>f"</w:t>
-      </w:r>
-      <w:proofErr w:type="gramStart"/>
-      <w:r>
-        <w:rPr>
-          <w:lang w:val="en-IN"/>
-        </w:rPr>
-        <w:t>TX</w:t>
-      </w:r>
-      <w:proofErr w:type="spellEnd"/>
-      <w:r>
-        <w:rPr>
-          <w:lang w:val="en-IN"/>
-        </w:rPr>
-        <w:t>{</w:t>
-      </w:r>
-      <w:proofErr w:type="spellStart"/>
-      <w:r>
-        <w:rPr>
-          <w:lang w:val="en-IN"/>
-        </w:rPr>
-        <w:t>random.randint</w:t>
-      </w:r>
-      <w:proofErr w:type="spellEnd"/>
-      <w:proofErr w:type="gramEnd"/>
-      <w:r>
-        <w:rPr>
-          <w:lang w:val="en-IN"/>
-        </w:rPr>
-        <w:t>(1000,9999)}",</w:t>
-      </w:r>
-    </w:p>
-    <w:p>
-      <w:pPr>
-        <w:rPr>
-          <w:lang w:val="en-IN"/>
-        </w:rPr>
-      </w:pPr>
-      <w:r>
-        <w:rPr>
-          <w:lang w:val="en-IN"/>
-        </w:rPr>
-        <w:t xml:space="preserve">        "</w:t>
-      </w:r>
-      <w:proofErr w:type="spellStart"/>
-      <w:r>
-        <w:rPr>
-          <w:lang w:val="en-IN"/>
-        </w:rPr>
-        <w:t>cardNumber</w:t>
-      </w:r>
-      <w:proofErr w:type="spellEnd"/>
-      <w:r>
-        <w:rPr>
-          <w:lang w:val="en-IN"/>
-        </w:rPr>
-        <w:t>": f"9876-XXXX-XXXX-{</w:t>
-      </w:r>
-      <w:proofErr w:type="spellStart"/>
-      <w:proofErr w:type="gramStart"/>
-      <w:r>
-        <w:rPr>
-          <w:lang w:val="en-IN"/>
-        </w:rPr>
-        <w:t>random.randint</w:t>
-      </w:r>
-      <w:proofErr w:type="spellEnd"/>
-      <w:proofErr w:type="gramEnd"/>
-      <w:r>
-        <w:rPr>
-          <w:lang w:val="en-IN"/>
-        </w:rPr>
-        <w:t>(1000,9999)}",</w:t>
-      </w:r>
-    </w:p>
-    <w:p>
-      <w:pPr>
-        <w:rPr>
-          <w:lang w:val="en-IN"/>
-        </w:rPr>
-      </w:pPr>
-      <w:r>
-        <w:rPr>
-          <w:lang w:val="en-IN"/>
-        </w:rPr>
-        <w:t xml:space="preserve">        "amount": </w:t>
-      </w:r>
-      <w:proofErr w:type="gramStart"/>
-      <w:r>
-        <w:rPr>
-          <w:lang w:val="en-IN"/>
-        </w:rPr>
-        <w:t>round(</w:t>
-      </w:r>
-      <w:proofErr w:type="spellStart"/>
-      <w:r>
-        <w:rPr>
-          <w:lang w:val="en-IN"/>
-        </w:rPr>
-        <w:t>random.uniform</w:t>
-      </w:r>
-      <w:proofErr w:type="spellEnd"/>
-      <w:proofErr w:type="gramEnd"/>
-      <w:r>
-        <w:rPr>
-          <w:lang w:val="en-IN"/>
-        </w:rPr>
-        <w:t>(100, 100000), 2),</w:t>
-      </w:r>
-    </w:p>
-    <w:p>
-      <w:pPr>
-        <w:rPr>
-          <w:lang w:val="en-IN"/>
-        </w:rPr>
-      </w:pPr>
-      <w:r>
-        <w:rPr>
-          <w:lang w:val="en-IN"/>
-        </w:rPr>
-        <w:t xml:space="preserve">        "location": </w:t>
-      </w:r>
-      <w:proofErr w:type="spellStart"/>
-      <w:proofErr w:type="gramStart"/>
-      <w:r>
-        <w:rPr>
-          <w:lang w:val="en-IN"/>
-        </w:rPr>
-        <w:t>random.choice</w:t>
-      </w:r>
-      <w:proofErr w:type="spellEnd"/>
-      <w:proofErr w:type="gramEnd"/>
-      <w:r>
-        <w:rPr>
-          <w:lang w:val="en-IN"/>
-        </w:rPr>
-        <w:t>(locations),</w:t>
-      </w:r>
-    </w:p>
-    <w:p>
-      <w:pPr>
-        <w:rPr>
-          <w:lang w:val="en-IN"/>
-        </w:rPr>
-      </w:pPr>
-      <w:r>
-        <w:rPr>
-          <w:lang w:val="en-IN"/>
-        </w:rPr>
-        <w:t xml:space="preserve">        "timestamp": </w:t>
-      </w:r>
-      <w:proofErr w:type="spellStart"/>
-      <w:proofErr w:type="gramStart"/>
-      <w:r>
-        <w:rPr>
-          <w:lang w:val="en-IN"/>
-        </w:rPr>
-        <w:t>datetime.utcnow</w:t>
-      </w:r>
-      <w:proofErr w:type="spellEnd"/>
-      <w:proofErr w:type="gramEnd"/>
-      <w:r>
-        <w:rPr>
-          <w:lang w:val="en-IN"/>
-        </w:rPr>
-        <w:t>(</w:t>
-      </w:r>
-      <w:proofErr w:type="gramStart"/>
-      <w:r>
-        <w:rPr>
-          <w:lang w:val="en-IN"/>
-        </w:rPr>
-        <w:t>).</w:t>
-      </w:r>
-      <w:proofErr w:type="spellStart"/>
-      <w:r>
-        <w:rPr>
-          <w:lang w:val="en-IN"/>
-        </w:rPr>
-        <w:t>isoformat</w:t>
-      </w:r>
-      <w:proofErr w:type="spellEnd"/>
-      <w:proofErr w:type="gramEnd"/>
-      <w:r>
-        <w:rPr>
-          <w:lang w:val="en-IN"/>
-        </w:rPr>
-        <w:t>(),</w:t>
-      </w:r>
-    </w:p>
-    <w:p>
-      <w:pPr>
-        <w:rPr>
-          <w:lang w:val="en-IN"/>
-        </w:rPr>
-      </w:pPr>
-      <w:r>
-        <w:rPr>
-          <w:lang w:val="en-IN"/>
-        </w:rPr>
-        <w:t xml:space="preserve">        "</w:t>
-      </w:r>
-      <w:proofErr w:type="spellStart"/>
-      <w:r>
-        <w:rPr>
-          <w:lang w:val="en-IN"/>
-        </w:rPr>
-        <w:t>userId</w:t>
-      </w:r>
-      <w:proofErr w:type="spellEnd"/>
-      <w:r>
-        <w:rPr>
-          <w:lang w:val="en-IN"/>
-        </w:rPr>
-        <w:t xml:space="preserve">": </w:t>
-      </w:r>
-      <w:proofErr w:type="spellStart"/>
-      <w:proofErr w:type="gramStart"/>
-      <w:r>
-        <w:rPr>
-          <w:lang w:val="en-IN"/>
-        </w:rPr>
-        <w:t>random.choice</w:t>
-      </w:r>
-      <w:proofErr w:type="spellEnd"/>
-      <w:proofErr w:type="gramEnd"/>
-      <w:r>
-        <w:rPr>
-          <w:lang w:val="en-IN"/>
-        </w:rPr>
-        <w:t>(users)</w:t>
+        <w:t xml:space="preserve">        "transactionId": f"TX{random.randint(1000,9999)}",</w:t>
+      </w:r>
+    </w:p>
+    <w:p>
+      <w:pPr>
+        <w:rPr>
+          <w:lang w:val="en-IN"/>
+        </w:rPr>
+      </w:pPr>
+      <w:r>
+        <w:rPr>
+          <w:lang w:val="en-IN"/>
+        </w:rPr>
+        <w:t xml:space="preserve">        "cardNumber": f"9876-XXXX-XXXX-{random.randint(1000,9999)}",</w:t>
+      </w:r>
+    </w:p>
+    <w:p>
+      <w:pPr>
+        <w:rPr>
+          <w:lang w:val="en-IN"/>
+        </w:rPr>
+      </w:pPr>
+      <w:r>
+        <w:rPr>
+          <w:lang w:val="en-IN"/>
+        </w:rPr>
+        <w:t xml:space="preserve">        "amount": round(random.uniform(100, 100000), 2),</w:t>
+      </w:r>
+    </w:p>
+    <w:p>
+      <w:pPr>
+        <w:rPr>
+          <w:lang w:val="en-IN"/>
+        </w:rPr>
+      </w:pPr>
+      <w:r>
+        <w:rPr>
+          <w:lang w:val="en-IN"/>
+        </w:rPr>
+        <w:t xml:space="preserve">        "location": random.choice(locations),</w:t>
+      </w:r>
+    </w:p>
+    <w:p>
+      <w:pPr>
+        <w:rPr>
+          <w:lang w:val="en-IN"/>
+        </w:rPr>
+      </w:pPr>
+      <w:r>
+        <w:rPr>
+          <w:lang w:val="en-IN"/>
+        </w:rPr>
+        <w:t xml:space="preserve">        "timestamp": datetime.now(UTC).isoformat(),</w:t>
+      </w:r>
+    </w:p>
+    <w:p>
+      <w:pPr>
+        <w:rPr>
+          <w:lang w:val="en-IN"/>
+        </w:rPr>
+      </w:pPr>
+      <w:r>
+        <w:rPr>
+          <w:lang w:val="en-IN"/>
+        </w:rPr>
+        <w:t xml:space="preserve">        "userId": random.choice(users)</w:t>
       </w:r>
     </w:p>
     <w:p>
@@ -1556,190 +1068,46 @@
         <w:rPr>
           <w:lang w:val="en-IN"/>
         </w:rPr>
-        <w:t xml:space="preserve">    </w:t>
-      </w:r>
-      <w:proofErr w:type="spellStart"/>
-      <w:r>
-        <w:rPr>
-          <w:lang w:val="en-IN"/>
-        </w:rPr>
-        <w:t>txn</w:t>
-      </w:r>
-      <w:proofErr w:type="spellEnd"/>
-      <w:r>
-        <w:rPr>
-          <w:lang w:val="en-IN"/>
-        </w:rPr>
-        <w:t xml:space="preserve"> = </w:t>
-      </w:r>
-      <w:proofErr w:type="spellStart"/>
-      <w:r>
-        <w:rPr>
-          <w:lang w:val="en-IN"/>
-        </w:rPr>
-        <w:t>generate_</w:t>
-      </w:r>
-      <w:proofErr w:type="gramStart"/>
-      <w:r>
-        <w:rPr>
-          <w:lang w:val="en-IN"/>
-        </w:rPr>
-        <w:t>txn</w:t>
-      </w:r>
-      <w:proofErr w:type="spellEnd"/>
-      <w:r>
-        <w:rPr>
-          <w:lang w:val="en-IN"/>
-        </w:rPr>
-        <w:t>(</w:t>
-      </w:r>
-      <w:proofErr w:type="gramEnd"/>
-      <w:r>
-        <w:rPr>
-          <w:lang w:val="en-IN"/>
-        </w:rPr>
-        <w:t>)</w:t>
-      </w:r>
-    </w:p>
-    <w:p>
-      <w:pPr>
-        <w:rPr>
-          <w:lang w:val="en-IN"/>
-        </w:rPr>
-      </w:pPr>
-      <w:r>
-        <w:rPr>
-          <w:lang w:val="en-IN"/>
-        </w:rPr>
-        <w:t xml:space="preserve">    </w:t>
-      </w:r>
-      <w:proofErr w:type="gramStart"/>
-      <w:r>
-        <w:rPr>
-          <w:lang w:val="en-IN"/>
-        </w:rPr>
-        <w:t>print(</w:t>
-      </w:r>
-      <w:proofErr w:type="gramEnd"/>
-      <w:r>
-        <w:rPr>
-          <w:lang w:val="en-IN"/>
-        </w:rPr>
-        <w:t xml:space="preserve">"Sending:", </w:t>
-      </w:r>
-      <w:proofErr w:type="spellStart"/>
-      <w:r>
-        <w:rPr>
-          <w:lang w:val="en-IN"/>
-        </w:rPr>
-        <w:t>txn</w:t>
-      </w:r>
-      <w:proofErr w:type="spellEnd"/>
-      <w:r>
-        <w:rPr>
-          <w:lang w:val="en-IN"/>
-        </w:rPr>
-        <w:t>)</w:t>
-      </w:r>
-    </w:p>
-    <w:p>
-      <w:pPr>
-        <w:rPr>
-          <w:lang w:val="en-IN"/>
-        </w:rPr>
-      </w:pPr>
-      <w:r>
-        <w:rPr>
-          <w:lang w:val="en-IN"/>
-        </w:rPr>
-        <w:t xml:space="preserve">    </w:t>
-      </w:r>
-      <w:proofErr w:type="spellStart"/>
-      <w:proofErr w:type="gramStart"/>
-      <w:r>
-        <w:rPr>
-          <w:lang w:val="en-IN"/>
-        </w:rPr>
-        <w:t>producer.send</w:t>
-      </w:r>
-      <w:proofErr w:type="spellEnd"/>
-      <w:proofErr w:type="gramEnd"/>
-      <w:r>
-        <w:rPr>
-          <w:lang w:val="en-IN"/>
-        </w:rPr>
-        <w:t>("transactions", key=</w:t>
-      </w:r>
-      <w:proofErr w:type="spellStart"/>
-      <w:r>
-        <w:rPr>
-          <w:lang w:val="en-IN"/>
-        </w:rPr>
-        <w:t>txn</w:t>
-      </w:r>
-      <w:proofErr w:type="spellEnd"/>
-      <w:r>
-        <w:rPr>
-          <w:lang w:val="en-IN"/>
-        </w:rPr>
-        <w:t>["</w:t>
-      </w:r>
-      <w:proofErr w:type="spellStart"/>
-      <w:r>
-        <w:rPr>
-          <w:lang w:val="en-IN"/>
-        </w:rPr>
-        <w:t>transactionId</w:t>
-      </w:r>
-      <w:proofErr w:type="spellEnd"/>
-      <w:r>
-        <w:rPr>
-          <w:lang w:val="en-IN"/>
-        </w:rPr>
-        <w:t>"], value=</w:t>
-      </w:r>
-      <w:proofErr w:type="spellStart"/>
-      <w:r>
-        <w:rPr>
-          <w:lang w:val="en-IN"/>
-        </w:rPr>
-        <w:t>txn</w:t>
-      </w:r>
-      <w:proofErr w:type="spellEnd"/>
-      <w:r>
-        <w:rPr>
-          <w:lang w:val="en-IN"/>
-        </w:rPr>
-        <w:t>)</w:t>
-      </w:r>
-    </w:p>
-    <w:p>
-      <w:pPr>
-        <w:rPr>
-          <w:lang w:val="en-IN"/>
-        </w:rPr>
-      </w:pPr>
-      <w:r>
-        <w:rPr>
-          <w:lang w:val="en-IN"/>
-        </w:rPr>
-        <w:t xml:space="preserve">    </w:t>
-      </w:r>
-      <w:proofErr w:type="spellStart"/>
-      <w:proofErr w:type="gramStart"/>
-      <w:r>
-        <w:rPr>
-          <w:lang w:val="en-IN"/>
-        </w:rPr>
-        <w:t>time.sleep</w:t>
-      </w:r>
-      <w:proofErr w:type="spellEnd"/>
-      <w:proofErr w:type="gramEnd"/>
-      <w:r>
-        <w:rPr>
-          <w:lang w:val="en-IN"/>
-        </w:rPr>
-        <w:t>(1)</w:t>
+        <w:t xml:space="preserve">    txn = generate_txn()</w:t>
+      </w:r>
+    </w:p>
+    <w:p>
+      <w:pPr>
+        <w:rPr>
+          <w:lang w:val="en-IN"/>
+        </w:rPr>
+      </w:pPr>
+      <w:r>
+        <w:rPr>
+          <w:lang w:val="en-IN"/>
+        </w:rPr>
+        <w:t xml:space="preserve">    print("Sending:", txn)</w:t>
+      </w:r>
+    </w:p>
+    <w:p>
+      <w:pPr>
+        <w:rPr>
+          <w:lang w:val="en-IN"/>
+        </w:rPr>
+      </w:pPr>
+      <w:r>
+        <w:rPr>
+          <w:lang w:val="en-IN"/>
+        </w:rPr>
+        <w:t xml:space="preserve">    producer.send("transactions", key=txn["transactionId"], value=txn)</w:t>
+      </w:r>
+    </w:p>
+    <w:p>
+      <w:pPr>
+        <w:rPr>
+          <w:lang w:val="en-IN"/>
+        </w:rPr>
+      </w:pPr>
+      <w:r>
+        <w:rPr>
+          <w:lang w:val="en-IN"/>
+        </w:rPr>
+        <w:t xml:space="preserve">    time.sleep(1)</w:t>
       </w:r>
     </w:p>
     <w:p>
@@ -1757,61 +1125,11 @@
       <w:r>
         <w:t xml:space="preserve"> </w:t>
       </w:r>
-      <w:proofErr w:type="spellStart"/>
-      <w:r>
-        <w:rPr>
-          <w:lang w:val="en-IN"/>
-        </w:rPr>
-        <w:t>scp</w:t>
-      </w:r>
-      <w:proofErr w:type="spellEnd"/>
-      <w:r>
-        <w:rPr>
-          <w:lang w:val="en-IN"/>
-        </w:rPr>
-        <w:t xml:space="preserve"> -</w:t>
-      </w:r>
-      <w:proofErr w:type="spellStart"/>
-      <w:r>
-        <w:rPr>
-          <w:lang w:val="en-IN"/>
-        </w:rPr>
-        <w:t>i</w:t>
-      </w:r>
-      <w:proofErr w:type="spellEnd"/>
-      <w:r>
-        <w:rPr>
-          <w:lang w:val="en-IN"/>
-        </w:rPr>
-        <w:t xml:space="preserve"> </w:t>
-      </w:r>
-      <w:proofErr w:type="spellStart"/>
-      <w:r>
-        <w:rPr>
-          <w:lang w:val="en-IN"/>
-        </w:rPr>
-        <w:t>azurekeynew.pem</w:t>
-      </w:r>
-      <w:proofErr w:type="spellEnd"/>
-      <w:r>
-        <w:rPr>
-          <w:lang w:val="en-IN"/>
-        </w:rPr>
-        <w:t xml:space="preserve"> Producer.py azureuser@52.162.39.2:/home/</w:t>
-      </w:r>
-      <w:proofErr w:type="spellStart"/>
-      <w:r>
-        <w:rPr>
-          <w:lang w:val="en-IN"/>
-        </w:rPr>
-        <w:t>azureuser</w:t>
-      </w:r>
-      <w:proofErr w:type="spellEnd"/>
-      <w:r>
-        <w:rPr>
-          <w:lang w:val="en-IN"/>
-        </w:rPr>
-        <w:t>/</w:t>
+      <w:r>
+        <w:rPr>
+          <w:lang w:val="en-IN"/>
+        </w:rPr>
+        <w:t>scp -i azurekeynew.pem Producer.py azureuser@52.162.39.2:/home/azureuser/</w:t>
       </w:r>
     </w:p>
     <w:p>
@@ -1902,33 +1220,23 @@
           <w:bCs/>
           <w:lang w:val="en-IN"/>
         </w:rPr>
-        <w:t xml:space="preserve"> 3. Databricks: Read Kafka Stream via </w:t>
-      </w:r>
-      <w:proofErr w:type="spellStart"/>
-      <w:r>
+        <w:t xml:space="preserve"> 3. Databricks: Read Kafka Stream via PySpark</w:t>
+      </w:r>
+    </w:p>
+    <w:p>
+      <w:pPr>
         <w:rPr>
           <w:b/>
           <w:bCs/>
           <w:lang w:val="en-IN"/>
         </w:rPr>
-        <w:t>PySpark</w:t>
-      </w:r>
-      <w:proofErr w:type="spellEnd"/>
-    </w:p>
-    <w:p>
-      <w:pPr>
+      </w:pPr>
+      <w:r>
         <w:rPr>
           <w:b/>
           <w:bCs/>
           <w:lang w:val="en-IN"/>
         </w:rPr>
-      </w:pPr>
-      <w:r>
-        <w:rPr>
-          <w:b/>
-          <w:bCs/>
-          <w:lang w:val="en-IN"/>
-        </w:rPr>
         <w:t>In a Databricks notebook:</w:t>
       </w:r>
     </w:p>
@@ -1942,492 +1250,118 @@
         <w:rPr>
           <w:lang w:val="en-IN"/>
         </w:rPr>
-        <w:t xml:space="preserve">from </w:t>
-      </w:r>
-      <w:proofErr w:type="spellStart"/>
-      <w:proofErr w:type="gramStart"/>
-      <w:r>
-        <w:rPr>
-          <w:lang w:val="en-IN"/>
-        </w:rPr>
-        <w:t>pyspark.sql.functions</w:t>
-      </w:r>
-      <w:proofErr w:type="spellEnd"/>
-      <w:proofErr w:type="gramEnd"/>
-      <w:r>
-        <w:rPr>
-          <w:lang w:val="en-IN"/>
-        </w:rPr>
-        <w:t xml:space="preserve"> import </w:t>
-      </w:r>
-      <w:proofErr w:type="spellStart"/>
-      <w:r>
-        <w:rPr>
-          <w:lang w:val="en-IN"/>
-        </w:rPr>
-        <w:t>from_json</w:t>
-      </w:r>
-      <w:proofErr w:type="spellEnd"/>
-      <w:r>
-        <w:rPr>
-          <w:lang w:val="en-IN"/>
-        </w:rPr>
-        <w:t>, col</w:t>
-      </w:r>
-    </w:p>
-    <w:p>
-      <w:pPr>
-        <w:rPr>
-          <w:lang w:val="en-IN"/>
-        </w:rPr>
-      </w:pPr>
-      <w:r>
-        <w:rPr>
-          <w:lang w:val="en-IN"/>
-        </w:rPr>
-        <w:t xml:space="preserve">from </w:t>
-      </w:r>
-      <w:proofErr w:type="spellStart"/>
-      <w:proofErr w:type="gramStart"/>
-      <w:r>
-        <w:rPr>
-          <w:lang w:val="en-IN"/>
-        </w:rPr>
-        <w:t>pyspark.sql.types</w:t>
-      </w:r>
-      <w:proofErr w:type="spellEnd"/>
-      <w:proofErr w:type="gramEnd"/>
-      <w:r>
-        <w:rPr>
-          <w:lang w:val="en-IN"/>
-        </w:rPr>
-        <w:t xml:space="preserve"> import *</w:t>
-      </w:r>
-    </w:p>
-    <w:p>
-      <w:pPr>
-        <w:rPr>
-          <w:lang w:val="en-IN"/>
-        </w:rPr>
-      </w:pPr>
-    </w:p>
-    <w:p>
-      <w:pPr>
-        <w:rPr>
-          <w:lang w:val="en-IN"/>
-        </w:rPr>
-      </w:pPr>
-      <w:r>
-        <w:rPr>
-          <w:lang w:val="en-IN"/>
-        </w:rPr>
-        <w:t xml:space="preserve">schema = </w:t>
-      </w:r>
-      <w:proofErr w:type="spellStart"/>
-      <w:proofErr w:type="gramStart"/>
-      <w:r>
-        <w:rPr>
-          <w:lang w:val="en-IN"/>
-        </w:rPr>
-        <w:t>StructType</w:t>
-      </w:r>
-      <w:proofErr w:type="spellEnd"/>
-      <w:r>
-        <w:rPr>
-          <w:lang w:val="en-IN"/>
-        </w:rPr>
-        <w:t>(</w:t>
-      </w:r>
-      <w:proofErr w:type="gramEnd"/>
-      <w:r>
-        <w:rPr>
-          <w:lang w:val="en-IN"/>
-        </w:rPr>
-        <w:t>[</w:t>
-      </w:r>
-    </w:p>
-    <w:p>
-      <w:pPr>
-        <w:rPr>
-          <w:lang w:val="en-IN"/>
-        </w:rPr>
-      </w:pPr>
-      <w:r>
-        <w:rPr>
-          <w:lang w:val="en-IN"/>
-        </w:rPr>
-        <w:t xml:space="preserve">    </w:t>
-      </w:r>
-      <w:proofErr w:type="spellStart"/>
-      <w:proofErr w:type="gramStart"/>
-      <w:r>
-        <w:rPr>
-          <w:lang w:val="en-IN"/>
-        </w:rPr>
-        <w:t>StructField</w:t>
-      </w:r>
-      <w:proofErr w:type="spellEnd"/>
-      <w:r>
-        <w:rPr>
-          <w:lang w:val="en-IN"/>
-        </w:rPr>
-        <w:t>(</w:t>
-      </w:r>
-      <w:proofErr w:type="gramEnd"/>
-      <w:r>
-        <w:rPr>
-          <w:lang w:val="en-IN"/>
-        </w:rPr>
-        <w:t>"</w:t>
-      </w:r>
-      <w:proofErr w:type="spellStart"/>
-      <w:r>
-        <w:rPr>
-          <w:lang w:val="en-IN"/>
-        </w:rPr>
-        <w:t>transactionId</w:t>
-      </w:r>
-      <w:proofErr w:type="spellEnd"/>
-      <w:r>
-        <w:rPr>
-          <w:lang w:val="en-IN"/>
-        </w:rPr>
-        <w:t xml:space="preserve">", </w:t>
-      </w:r>
-      <w:proofErr w:type="spellStart"/>
-      <w:proofErr w:type="gramStart"/>
-      <w:r>
-        <w:rPr>
-          <w:lang w:val="en-IN"/>
-        </w:rPr>
-        <w:t>StringType</w:t>
-      </w:r>
-      <w:proofErr w:type="spellEnd"/>
-      <w:r>
-        <w:rPr>
-          <w:lang w:val="en-IN"/>
-        </w:rPr>
-        <w:t>(</w:t>
-      </w:r>
-      <w:proofErr w:type="gramEnd"/>
-      <w:r>
-        <w:rPr>
-          <w:lang w:val="en-IN"/>
-        </w:rPr>
-        <w:t>)),</w:t>
-      </w:r>
-    </w:p>
-    <w:p>
-      <w:pPr>
-        <w:rPr>
-          <w:lang w:val="en-IN"/>
-        </w:rPr>
-      </w:pPr>
-      <w:r>
-        <w:rPr>
-          <w:lang w:val="en-IN"/>
-        </w:rPr>
-        <w:t xml:space="preserve">    </w:t>
-      </w:r>
-      <w:proofErr w:type="spellStart"/>
-      <w:proofErr w:type="gramStart"/>
-      <w:r>
-        <w:rPr>
-          <w:lang w:val="en-IN"/>
-        </w:rPr>
-        <w:t>StructField</w:t>
-      </w:r>
-      <w:proofErr w:type="spellEnd"/>
-      <w:r>
-        <w:rPr>
-          <w:lang w:val="en-IN"/>
-        </w:rPr>
-        <w:t>(</w:t>
-      </w:r>
-      <w:proofErr w:type="gramEnd"/>
-      <w:r>
-        <w:rPr>
-          <w:lang w:val="en-IN"/>
-        </w:rPr>
-        <w:t>"</w:t>
-      </w:r>
-      <w:proofErr w:type="spellStart"/>
-      <w:r>
-        <w:rPr>
-          <w:lang w:val="en-IN"/>
-        </w:rPr>
-        <w:t>cardNumber</w:t>
-      </w:r>
-      <w:proofErr w:type="spellEnd"/>
-      <w:r>
-        <w:rPr>
-          <w:lang w:val="en-IN"/>
-        </w:rPr>
-        <w:t xml:space="preserve">", </w:t>
-      </w:r>
-      <w:proofErr w:type="spellStart"/>
-      <w:proofErr w:type="gramStart"/>
-      <w:r>
-        <w:rPr>
-          <w:lang w:val="en-IN"/>
-        </w:rPr>
-        <w:t>StringType</w:t>
-      </w:r>
-      <w:proofErr w:type="spellEnd"/>
-      <w:r>
-        <w:rPr>
-          <w:lang w:val="en-IN"/>
-        </w:rPr>
-        <w:t>(</w:t>
-      </w:r>
-      <w:proofErr w:type="gramEnd"/>
-      <w:r>
-        <w:rPr>
-          <w:lang w:val="en-IN"/>
-        </w:rPr>
-        <w:t>)),</w:t>
-      </w:r>
-    </w:p>
-    <w:p>
-      <w:pPr>
-        <w:rPr>
-          <w:lang w:val="en-IN"/>
-        </w:rPr>
-      </w:pPr>
-      <w:r>
-        <w:rPr>
-          <w:lang w:val="en-IN"/>
-        </w:rPr>
-        <w:t xml:space="preserve">    </w:t>
-      </w:r>
-      <w:proofErr w:type="spellStart"/>
-      <w:proofErr w:type="gramStart"/>
-      <w:r>
-        <w:rPr>
-          <w:lang w:val="en-IN"/>
-        </w:rPr>
-        <w:t>StructField</w:t>
-      </w:r>
-      <w:proofErr w:type="spellEnd"/>
-      <w:r>
-        <w:rPr>
-          <w:lang w:val="en-IN"/>
-        </w:rPr>
-        <w:t>(</w:t>
-      </w:r>
-      <w:proofErr w:type="gramEnd"/>
-      <w:r>
-        <w:rPr>
-          <w:lang w:val="en-IN"/>
-        </w:rPr>
-        <w:t xml:space="preserve">"amount", </w:t>
-      </w:r>
-      <w:proofErr w:type="spellStart"/>
-      <w:proofErr w:type="gramStart"/>
-      <w:r>
-        <w:rPr>
-          <w:lang w:val="en-IN"/>
-        </w:rPr>
-        <w:t>DoubleType</w:t>
-      </w:r>
-      <w:proofErr w:type="spellEnd"/>
-      <w:r>
-        <w:rPr>
-          <w:lang w:val="en-IN"/>
-        </w:rPr>
-        <w:t>(</w:t>
-      </w:r>
-      <w:proofErr w:type="gramEnd"/>
-      <w:r>
-        <w:rPr>
-          <w:lang w:val="en-IN"/>
-        </w:rPr>
-        <w:t>)),</w:t>
-      </w:r>
-    </w:p>
-    <w:p>
-      <w:pPr>
-        <w:rPr>
-          <w:lang w:val="en-IN"/>
-        </w:rPr>
-      </w:pPr>
-      <w:r>
-        <w:rPr>
-          <w:lang w:val="en-IN"/>
-        </w:rPr>
-        <w:t xml:space="preserve">    </w:t>
-      </w:r>
-      <w:proofErr w:type="spellStart"/>
-      <w:proofErr w:type="gramStart"/>
-      <w:r>
-        <w:rPr>
-          <w:lang w:val="en-IN"/>
-        </w:rPr>
-        <w:t>StructField</w:t>
-      </w:r>
-      <w:proofErr w:type="spellEnd"/>
-      <w:r>
-        <w:rPr>
-          <w:lang w:val="en-IN"/>
-        </w:rPr>
-        <w:t>(</w:t>
-      </w:r>
-      <w:proofErr w:type="gramEnd"/>
-      <w:r>
-        <w:rPr>
-          <w:lang w:val="en-IN"/>
-        </w:rPr>
-        <w:t xml:space="preserve">"location", </w:t>
-      </w:r>
-      <w:proofErr w:type="spellStart"/>
-      <w:proofErr w:type="gramStart"/>
-      <w:r>
-        <w:rPr>
-          <w:lang w:val="en-IN"/>
-        </w:rPr>
-        <w:t>StringType</w:t>
-      </w:r>
-      <w:proofErr w:type="spellEnd"/>
-      <w:r>
-        <w:rPr>
-          <w:lang w:val="en-IN"/>
-        </w:rPr>
-        <w:t>(</w:t>
-      </w:r>
-      <w:proofErr w:type="gramEnd"/>
-      <w:r>
-        <w:rPr>
-          <w:lang w:val="en-IN"/>
-        </w:rPr>
-        <w:t>)),</w:t>
-      </w:r>
-    </w:p>
-    <w:p>
-      <w:pPr>
-        <w:rPr>
-          <w:lang w:val="en-IN"/>
-        </w:rPr>
-      </w:pPr>
-      <w:r>
-        <w:rPr>
-          <w:lang w:val="en-IN"/>
-        </w:rPr>
-        <w:t xml:space="preserve">    </w:t>
-      </w:r>
-      <w:proofErr w:type="spellStart"/>
-      <w:proofErr w:type="gramStart"/>
-      <w:r>
-        <w:rPr>
-          <w:lang w:val="en-IN"/>
-        </w:rPr>
-        <w:t>StructField</w:t>
-      </w:r>
-      <w:proofErr w:type="spellEnd"/>
-      <w:r>
-        <w:rPr>
-          <w:lang w:val="en-IN"/>
-        </w:rPr>
-        <w:t>(</w:t>
-      </w:r>
-      <w:proofErr w:type="gramEnd"/>
-      <w:r>
-        <w:rPr>
-          <w:lang w:val="en-IN"/>
-        </w:rPr>
-        <w:t xml:space="preserve">"timestamp", </w:t>
-      </w:r>
-      <w:proofErr w:type="spellStart"/>
-      <w:proofErr w:type="gramStart"/>
-      <w:r>
-        <w:rPr>
-          <w:lang w:val="en-IN"/>
-        </w:rPr>
-        <w:t>StringType</w:t>
-      </w:r>
-      <w:proofErr w:type="spellEnd"/>
-      <w:r>
-        <w:rPr>
-          <w:lang w:val="en-IN"/>
-        </w:rPr>
-        <w:t>(</w:t>
-      </w:r>
-      <w:proofErr w:type="gramEnd"/>
-      <w:r>
-        <w:rPr>
-          <w:lang w:val="en-IN"/>
-        </w:rPr>
-        <w:t>)),</w:t>
-      </w:r>
-    </w:p>
-    <w:p>
-      <w:pPr>
-        <w:rPr>
-          <w:lang w:val="en-IN"/>
-        </w:rPr>
-      </w:pPr>
-      <w:r>
-        <w:rPr>
-          <w:lang w:val="en-IN"/>
-        </w:rPr>
-        <w:t xml:space="preserve">    </w:t>
-      </w:r>
-      <w:proofErr w:type="spellStart"/>
-      <w:proofErr w:type="gramStart"/>
-      <w:r>
-        <w:rPr>
-          <w:lang w:val="en-IN"/>
-        </w:rPr>
-        <w:t>StructField</w:t>
-      </w:r>
-      <w:proofErr w:type="spellEnd"/>
-      <w:r>
-        <w:rPr>
-          <w:lang w:val="en-IN"/>
-        </w:rPr>
-        <w:t>(</w:t>
-      </w:r>
-      <w:proofErr w:type="gramEnd"/>
-      <w:r>
-        <w:rPr>
-          <w:lang w:val="en-IN"/>
-        </w:rPr>
-        <w:t>"</w:t>
-      </w:r>
-      <w:proofErr w:type="spellStart"/>
-      <w:r>
-        <w:rPr>
-          <w:lang w:val="en-IN"/>
-        </w:rPr>
-        <w:t>userId</w:t>
-      </w:r>
-      <w:proofErr w:type="spellEnd"/>
-      <w:r>
-        <w:rPr>
-          <w:lang w:val="en-IN"/>
-        </w:rPr>
-        <w:t xml:space="preserve">", </w:t>
-      </w:r>
-      <w:proofErr w:type="spellStart"/>
-      <w:proofErr w:type="gramStart"/>
-      <w:r>
-        <w:rPr>
-          <w:lang w:val="en-IN"/>
-        </w:rPr>
-        <w:t>StringType</w:t>
-      </w:r>
-      <w:proofErr w:type="spellEnd"/>
-      <w:r>
-        <w:rPr>
-          <w:lang w:val="en-IN"/>
-        </w:rPr>
-        <w:t>(</w:t>
-      </w:r>
-      <w:proofErr w:type="gramEnd"/>
-      <w:r>
-        <w:rPr>
-          <w:lang w:val="en-IN"/>
-        </w:rPr>
-        <w:t>))</w:t>
+        <w:t>from pyspark.sql.functions import from_json, col</w:t>
+      </w:r>
+    </w:p>
+    <w:p>
+      <w:pPr>
+        <w:rPr>
+          <w:lang w:val="en-IN"/>
+        </w:rPr>
+      </w:pPr>
+      <w:r>
+        <w:rPr>
+          <w:lang w:val="en-IN"/>
+        </w:rPr>
+        <w:t>from pyspark.sql.types import *</w:t>
+      </w:r>
+    </w:p>
+    <w:p>
+      <w:pPr>
+        <w:rPr>
+          <w:lang w:val="en-IN"/>
+        </w:rPr>
+      </w:pPr>
+    </w:p>
+    <w:p>
+      <w:pPr>
+        <w:rPr>
+          <w:lang w:val="en-IN"/>
+        </w:rPr>
+      </w:pPr>
+      <w:r>
+        <w:rPr>
+          <w:lang w:val="en-IN"/>
+        </w:rPr>
+        <w:t>schema = StructType([</w:t>
+      </w:r>
+    </w:p>
+    <w:p>
+      <w:pPr>
+        <w:rPr>
+          <w:lang w:val="en-IN"/>
+        </w:rPr>
+      </w:pPr>
+      <w:r>
+        <w:rPr>
+          <w:lang w:val="en-IN"/>
+        </w:rPr>
+        <w:t xml:space="preserve">    StructField("transactionId", StringType()),</w:t>
+      </w:r>
+    </w:p>
+    <w:p>
+      <w:pPr>
+        <w:rPr>
+          <w:lang w:val="en-IN"/>
+        </w:rPr>
+      </w:pPr>
+      <w:r>
+        <w:rPr>
+          <w:lang w:val="en-IN"/>
+        </w:rPr>
+        <w:t xml:space="preserve">    StructField("cardNumber", StringType()),</w:t>
+      </w:r>
+    </w:p>
+    <w:p>
+      <w:pPr>
+        <w:rPr>
+          <w:lang w:val="en-IN"/>
+        </w:rPr>
+      </w:pPr>
+      <w:r>
+        <w:rPr>
+          <w:lang w:val="en-IN"/>
+        </w:rPr>
+        <w:t xml:space="preserve">    StructField("amount", DoubleType()),</w:t>
+      </w:r>
+    </w:p>
+    <w:p>
+      <w:pPr>
+        <w:rPr>
+          <w:lang w:val="en-IN"/>
+        </w:rPr>
+      </w:pPr>
+      <w:r>
+        <w:rPr>
+          <w:lang w:val="en-IN"/>
+        </w:rPr>
+        <w:t xml:space="preserve">    StructField("location", StringType()),</w:t>
+      </w:r>
+    </w:p>
+    <w:p>
+      <w:pPr>
+        <w:rPr>
+          <w:lang w:val="en-IN"/>
+        </w:rPr>
+      </w:pPr>
+      <w:r>
+        <w:rPr>
+          <w:lang w:val="en-IN"/>
+        </w:rPr>
+        <w:t xml:space="preserve">    StructField("timestamp", StringType()),</w:t>
+      </w:r>
+    </w:p>
+    <w:p>
+      <w:pPr>
+        <w:rPr>
+          <w:lang w:val="en-IN"/>
+        </w:rPr>
+      </w:pPr>
+      <w:r>
+        <w:rPr>
+          <w:lang w:val="en-IN"/>
+        </w:rPr>
+        <w:t xml:space="preserve">    StructField("userId", StringType())</w:t>
       </w:r>
     </w:p>
     <w:p>
@@ -2456,54 +1390,24 @@
           <w:lang w:val="en-IN"/>
         </w:rPr>
       </w:pPr>
-      <w:proofErr w:type="spellStart"/>
-      <w:r>
-        <w:rPr>
-          <w:lang w:val="en-IN"/>
-        </w:rPr>
-        <w:t>event_hub_config</w:t>
-      </w:r>
-      <w:proofErr w:type="spellEnd"/>
-      <w:r>
-        <w:rPr>
-          <w:lang w:val="en-IN"/>
-        </w:rPr>
-        <w:t xml:space="preserve"> = {</w:t>
-      </w:r>
-    </w:p>
-    <w:p>
-      <w:pPr>
-        <w:rPr>
-          <w:lang w:val="en-IN"/>
-        </w:rPr>
-      </w:pPr>
-      <w:r>
-        <w:rPr>
-          <w:lang w:val="en-IN"/>
-        </w:rPr>
-        <w:t xml:space="preserve">    "</w:t>
-      </w:r>
-      <w:proofErr w:type="spellStart"/>
-      <w:proofErr w:type="gramStart"/>
-      <w:r>
-        <w:rPr>
-          <w:lang w:val="en-IN"/>
-        </w:rPr>
-        <w:t>kafka.bootstrap</w:t>
-      </w:r>
-      <w:proofErr w:type="gramEnd"/>
-      <w:r>
-        <w:rPr>
-          <w:lang w:val="en-IN"/>
-        </w:rPr>
-        <w:t>.servers</w:t>
-      </w:r>
-      <w:proofErr w:type="spellEnd"/>
-      <w:r>
-        <w:rPr>
-          <w:lang w:val="en-IN"/>
-        </w:rPr>
-        <w:t>": "&lt;EVENT_HUB_NAMESPACE&gt;:9093",</w:t>
+      <w:r>
+        <w:rPr>
+          <w:lang w:val="en-IN"/>
+        </w:rPr>
+        <w:t>event_hub_config = {</w:t>
+      </w:r>
+    </w:p>
+    <w:p>
+      <w:pPr>
+        <w:rPr>
+          <w:lang w:val="en-IN"/>
+        </w:rPr>
+      </w:pPr>
+      <w:r>
+        <w:rPr>
+          <w:lang w:val="en-IN"/>
+        </w:rPr>
+        <w:t xml:space="preserve">    "kafka.bootstrap.servers": "&lt;EVENT_HUB_NAMESPACE&gt;:9093",</w:t>
       </w:r>
     </w:p>
     <w:p>
@@ -2529,190 +1433,46 @@
         <w:rPr>
           <w:lang w:val="en-IN"/>
         </w:rPr>
-        <w:t xml:space="preserve">    "</w:t>
-      </w:r>
-      <w:proofErr w:type="spellStart"/>
-      <w:r>
-        <w:rPr>
-          <w:lang w:val="en-IN"/>
-        </w:rPr>
-        <w:t>startingOffsets</w:t>
-      </w:r>
-      <w:proofErr w:type="spellEnd"/>
-      <w:r>
-        <w:rPr>
-          <w:lang w:val="en-IN"/>
-        </w:rPr>
-        <w:t>": "latest",</w:t>
-      </w:r>
-    </w:p>
-    <w:p>
-      <w:pPr>
-        <w:rPr>
-          <w:lang w:val="en-IN"/>
-        </w:rPr>
-      </w:pPr>
-      <w:r>
-        <w:rPr>
-          <w:lang w:val="en-IN"/>
-        </w:rPr>
-        <w:t xml:space="preserve">    "</w:t>
-      </w:r>
-      <w:proofErr w:type="spellStart"/>
-      <w:proofErr w:type="gramStart"/>
-      <w:r>
-        <w:rPr>
-          <w:lang w:val="en-IN"/>
-        </w:rPr>
-        <w:t>kafka.security</w:t>
-      </w:r>
-      <w:proofErr w:type="gramEnd"/>
-      <w:r>
-        <w:rPr>
-          <w:lang w:val="en-IN"/>
-        </w:rPr>
-        <w:t>.protocol</w:t>
-      </w:r>
-      <w:proofErr w:type="spellEnd"/>
-      <w:r>
-        <w:rPr>
-          <w:lang w:val="en-IN"/>
-        </w:rPr>
-        <w:t>": "SASL_SSL",</w:t>
-      </w:r>
-    </w:p>
-    <w:p>
-      <w:pPr>
-        <w:rPr>
-          <w:lang w:val="en-IN"/>
-        </w:rPr>
-      </w:pPr>
-      <w:r>
-        <w:rPr>
-          <w:lang w:val="en-IN"/>
-        </w:rPr>
-        <w:t xml:space="preserve">    "</w:t>
-      </w:r>
-      <w:proofErr w:type="spellStart"/>
-      <w:proofErr w:type="gramStart"/>
-      <w:r>
-        <w:rPr>
-          <w:lang w:val="en-IN"/>
-        </w:rPr>
-        <w:t>kafka.sasl</w:t>
-      </w:r>
-      <w:proofErr w:type="gramEnd"/>
-      <w:r>
-        <w:rPr>
-          <w:lang w:val="en-IN"/>
-        </w:rPr>
-        <w:t>.mechanism</w:t>
-      </w:r>
-      <w:proofErr w:type="spellEnd"/>
-      <w:r>
-        <w:rPr>
-          <w:lang w:val="en-IN"/>
-        </w:rPr>
-        <w:t>": "PLAIN",</w:t>
-      </w:r>
-    </w:p>
-    <w:p>
-      <w:pPr>
-        <w:rPr>
-          <w:lang w:val="en-IN"/>
-        </w:rPr>
-      </w:pPr>
-      <w:r>
-        <w:rPr>
-          <w:lang w:val="en-IN"/>
-        </w:rPr>
-        <w:t xml:space="preserve">    "</w:t>
-      </w:r>
-      <w:proofErr w:type="spellStart"/>
-      <w:proofErr w:type="gramStart"/>
-      <w:r>
-        <w:rPr>
-          <w:lang w:val="en-IN"/>
-        </w:rPr>
-        <w:t>kafka.sasl</w:t>
-      </w:r>
-      <w:proofErr w:type="gramEnd"/>
-      <w:r>
-        <w:rPr>
-          <w:lang w:val="en-IN"/>
-        </w:rPr>
-        <w:t>.jaas.config</w:t>
-      </w:r>
-      <w:proofErr w:type="spellEnd"/>
-      <w:r>
-        <w:rPr>
-          <w:lang w:val="en-IN"/>
-        </w:rPr>
-        <w:t>": '</w:t>
-      </w:r>
-      <w:proofErr w:type="spellStart"/>
-      <w:proofErr w:type="gramStart"/>
-      <w:r>
-        <w:rPr>
-          <w:lang w:val="en-IN"/>
-        </w:rPr>
-        <w:t>org.apache</w:t>
-      </w:r>
-      <w:proofErr w:type="gramEnd"/>
-      <w:r>
-        <w:rPr>
-          <w:lang w:val="en-IN"/>
-        </w:rPr>
-        <w:t>.</w:t>
-      </w:r>
-      <w:proofErr w:type="gramStart"/>
-      <w:r>
-        <w:rPr>
-          <w:lang w:val="en-IN"/>
-        </w:rPr>
-        <w:t>kafka.common</w:t>
-      </w:r>
-      <w:proofErr w:type="gramEnd"/>
-      <w:r>
-        <w:rPr>
-          <w:lang w:val="en-IN"/>
-        </w:rPr>
-        <w:t>.</w:t>
-      </w:r>
-      <w:proofErr w:type="gramStart"/>
-      <w:r>
-        <w:rPr>
-          <w:lang w:val="en-IN"/>
-        </w:rPr>
-        <w:t>security.plain</w:t>
-      </w:r>
-      <w:proofErr w:type="gramEnd"/>
-      <w:r>
-        <w:rPr>
-          <w:lang w:val="en-IN"/>
-        </w:rPr>
-        <w:t>.PlainLoginModule</w:t>
-      </w:r>
-      <w:proofErr w:type="spellEnd"/>
-      <w:r>
-        <w:rPr>
-          <w:lang w:val="en-IN"/>
-        </w:rPr>
-        <w:t xml:space="preserve"> required username="$</w:t>
-      </w:r>
-      <w:proofErr w:type="spellStart"/>
-      <w:r>
-        <w:rPr>
-          <w:lang w:val="en-IN"/>
-        </w:rPr>
-        <w:t>ConnectionString</w:t>
-      </w:r>
-      <w:proofErr w:type="spellEnd"/>
-      <w:r>
-        <w:rPr>
-          <w:lang w:val="en-IN"/>
-        </w:rPr>
-        <w:t>" password="&lt;CONNECTION_STRING&gt;";'</w:t>
+        <w:t xml:space="preserve">    "startingOffsets": "latest",</w:t>
+      </w:r>
+    </w:p>
+    <w:p>
+      <w:pPr>
+        <w:rPr>
+          <w:lang w:val="en-IN"/>
+        </w:rPr>
+      </w:pPr>
+      <w:r>
+        <w:rPr>
+          <w:lang w:val="en-IN"/>
+        </w:rPr>
+        <w:t xml:space="preserve">    "kafka.security.protocol": "SASL_SSL",</w:t>
+      </w:r>
+    </w:p>
+    <w:p>
+      <w:pPr>
+        <w:rPr>
+          <w:lang w:val="en-IN"/>
+        </w:rPr>
+      </w:pPr>
+      <w:r>
+        <w:rPr>
+          <w:lang w:val="en-IN"/>
+        </w:rPr>
+        <w:t xml:space="preserve">    "kafka.sasl.mechanism": "PLAIN",</w:t>
+      </w:r>
+    </w:p>
+    <w:p>
+      <w:pPr>
+        <w:rPr>
+          <w:lang w:val="en-IN"/>
+        </w:rPr>
+      </w:pPr>
+      <w:r>
+        <w:rPr>
+          <w:lang w:val="en-IN"/>
+        </w:rPr>
+        <w:t xml:space="preserve">    "kafka.sasl.jaas.config": 'org.apache.kafka.common.security.plain.PlainLoginModule required username="$ConnectionString" password="&lt;CONNECTION_STRING&gt;";'</w:t>
       </w:r>
     </w:p>
     <w:p>
@@ -2741,334 +1501,116 @@
           <w:lang w:val="en-IN"/>
         </w:rPr>
       </w:pPr>
-      <w:proofErr w:type="spellStart"/>
-      <w:r>
-        <w:rPr>
-          <w:lang w:val="en-IN"/>
-        </w:rPr>
-        <w:t>df_kafka</w:t>
-      </w:r>
-      <w:proofErr w:type="spellEnd"/>
-      <w:r>
-        <w:rPr>
-          <w:lang w:val="en-IN"/>
-        </w:rPr>
-        <w:t xml:space="preserve"> = </w:t>
-      </w:r>
-      <w:proofErr w:type="spellStart"/>
-      <w:proofErr w:type="gramStart"/>
-      <w:r>
-        <w:rPr>
-          <w:lang w:val="en-IN"/>
-        </w:rPr>
-        <w:t>spark.readStream</w:t>
-      </w:r>
-      <w:proofErr w:type="spellEnd"/>
-      <w:proofErr w:type="gramEnd"/>
-      <w:r>
-        <w:rPr>
-          <w:lang w:val="en-IN"/>
-        </w:rPr>
-        <w:t xml:space="preserve"> \</w:t>
-      </w:r>
-    </w:p>
-    <w:p>
-      <w:pPr>
-        <w:rPr>
-          <w:lang w:val="en-IN"/>
-        </w:rPr>
-      </w:pPr>
-      <w:r>
-        <w:rPr>
-          <w:lang w:val="en-IN"/>
-        </w:rPr>
-        <w:t xml:space="preserve">    </w:t>
-      </w:r>
-      <w:proofErr w:type="gramStart"/>
-      <w:r>
-        <w:rPr>
-          <w:lang w:val="en-IN"/>
-        </w:rPr>
-        <w:t>.format</w:t>
-      </w:r>
-      <w:proofErr w:type="gramEnd"/>
-      <w:r>
-        <w:rPr>
-          <w:lang w:val="en-IN"/>
-        </w:rPr>
-        <w:t>("</w:t>
-      </w:r>
-      <w:proofErr w:type="spellStart"/>
-      <w:r>
-        <w:rPr>
-          <w:lang w:val="en-IN"/>
-        </w:rPr>
-        <w:t>kafka</w:t>
-      </w:r>
-      <w:proofErr w:type="spellEnd"/>
-      <w:r>
-        <w:rPr>
-          <w:lang w:val="en-IN"/>
-        </w:rPr>
-        <w:t>") \</w:t>
-      </w:r>
-    </w:p>
-    <w:p>
-      <w:pPr>
-        <w:rPr>
-          <w:lang w:val="en-IN"/>
-        </w:rPr>
-      </w:pPr>
-      <w:r>
-        <w:rPr>
-          <w:lang w:val="en-IN"/>
-        </w:rPr>
-        <w:t xml:space="preserve">    </w:t>
-      </w:r>
-      <w:proofErr w:type="gramStart"/>
-      <w:r>
-        <w:rPr>
-          <w:lang w:val="en-IN"/>
-        </w:rPr>
-        <w:t>.options</w:t>
-      </w:r>
-      <w:proofErr w:type="gramEnd"/>
-      <w:r>
-        <w:rPr>
-          <w:lang w:val="en-IN"/>
-        </w:rPr>
-        <w:t>(**</w:t>
-      </w:r>
-      <w:proofErr w:type="spellStart"/>
-      <w:r>
-        <w:rPr>
-          <w:lang w:val="en-IN"/>
-        </w:rPr>
-        <w:t>event_hub_config</w:t>
-      </w:r>
-      <w:proofErr w:type="spellEnd"/>
-      <w:r>
-        <w:rPr>
-          <w:lang w:val="en-IN"/>
-        </w:rPr>
-        <w:t>) \</w:t>
-      </w:r>
-    </w:p>
-    <w:p>
-      <w:pPr>
-        <w:rPr>
-          <w:lang w:val="en-IN"/>
-        </w:rPr>
-      </w:pPr>
-      <w:r>
-        <w:rPr>
-          <w:lang w:val="en-IN"/>
-        </w:rPr>
-        <w:t xml:space="preserve">    </w:t>
-      </w:r>
-      <w:proofErr w:type="gramStart"/>
-      <w:r>
-        <w:rPr>
-          <w:lang w:val="en-IN"/>
-        </w:rPr>
-        <w:t>.load</w:t>
-      </w:r>
-      <w:proofErr w:type="gramEnd"/>
-      <w:r>
-        <w:rPr>
-          <w:lang w:val="en-IN"/>
-        </w:rPr>
-        <w:t>()</w:t>
-      </w:r>
-    </w:p>
-    <w:p>
-      <w:pPr>
-        <w:rPr>
-          <w:lang w:val="en-IN"/>
-        </w:rPr>
-      </w:pPr>
-    </w:p>
-    <w:p>
-      <w:pPr>
-        <w:rPr>
-          <w:lang w:val="en-IN"/>
-        </w:rPr>
-      </w:pPr>
-      <w:proofErr w:type="spellStart"/>
-      <w:r>
-        <w:rPr>
-          <w:lang w:val="en-IN"/>
-        </w:rPr>
-        <w:t>df_json</w:t>
-      </w:r>
-      <w:proofErr w:type="spellEnd"/>
-      <w:r>
-        <w:rPr>
-          <w:lang w:val="en-IN"/>
-        </w:rPr>
-        <w:t xml:space="preserve"> = </w:t>
-      </w:r>
-      <w:proofErr w:type="spellStart"/>
-      <w:r>
-        <w:rPr>
-          <w:lang w:val="en-IN"/>
-        </w:rPr>
-        <w:t>df_</w:t>
-      </w:r>
-      <w:proofErr w:type="gramStart"/>
-      <w:r>
-        <w:rPr>
-          <w:lang w:val="en-IN"/>
-        </w:rPr>
-        <w:t>kafka.selectExpr</w:t>
-      </w:r>
-      <w:proofErr w:type="spellEnd"/>
-      <w:proofErr w:type="gramEnd"/>
-      <w:r>
-        <w:rPr>
-          <w:lang w:val="en-IN"/>
-        </w:rPr>
-        <w:t>("</w:t>
-      </w:r>
-      <w:proofErr w:type="gramStart"/>
-      <w:r>
-        <w:rPr>
-          <w:lang w:val="en-IN"/>
-        </w:rPr>
-        <w:t>CAST(</w:t>
-      </w:r>
-      <w:proofErr w:type="gramEnd"/>
-      <w:r>
-        <w:rPr>
-          <w:lang w:val="en-IN"/>
-        </w:rPr>
-        <w:t>value AS STRING)") \</w:t>
-      </w:r>
-    </w:p>
-    <w:p>
-      <w:pPr>
-        <w:rPr>
-          <w:lang w:val="en-IN"/>
-        </w:rPr>
-      </w:pPr>
-      <w:r>
-        <w:rPr>
-          <w:lang w:val="en-IN"/>
-        </w:rPr>
-        <w:t xml:space="preserve">    </w:t>
-      </w:r>
-      <w:proofErr w:type="gramStart"/>
-      <w:r>
-        <w:rPr>
-          <w:lang w:val="en-IN"/>
-        </w:rPr>
-        <w:t>.</w:t>
-      </w:r>
-      <w:proofErr w:type="spellStart"/>
-      <w:r>
-        <w:rPr>
-          <w:lang w:val="en-IN"/>
-        </w:rPr>
-        <w:t>withColumn</w:t>
-      </w:r>
-      <w:proofErr w:type="spellEnd"/>
-      <w:proofErr w:type="gramEnd"/>
-      <w:r>
-        <w:rPr>
-          <w:lang w:val="en-IN"/>
-        </w:rPr>
-        <w:t xml:space="preserve">("data", </w:t>
-      </w:r>
-      <w:proofErr w:type="spellStart"/>
-      <w:r>
-        <w:rPr>
-          <w:lang w:val="en-IN"/>
-        </w:rPr>
-        <w:t>from_json</w:t>
-      </w:r>
-      <w:proofErr w:type="spellEnd"/>
-      <w:r>
-        <w:rPr>
-          <w:lang w:val="en-IN"/>
-        </w:rPr>
-        <w:t>(col("value"), schema)) \</w:t>
-      </w:r>
-    </w:p>
-    <w:p>
-      <w:pPr>
-        <w:rPr>
-          <w:lang w:val="en-IN"/>
-        </w:rPr>
-      </w:pPr>
-      <w:r>
-        <w:rPr>
-          <w:lang w:val="en-IN"/>
-        </w:rPr>
-        <w:t xml:space="preserve">    </w:t>
-      </w:r>
-      <w:proofErr w:type="gramStart"/>
-      <w:r>
-        <w:rPr>
-          <w:lang w:val="en-IN"/>
-        </w:rPr>
-        <w:t>.select</w:t>
-      </w:r>
-      <w:proofErr w:type="gramEnd"/>
-      <w:r>
-        <w:rPr>
-          <w:lang w:val="en-IN"/>
-        </w:rPr>
-        <w:t>("</w:t>
-      </w:r>
-      <w:proofErr w:type="gramStart"/>
-      <w:r>
-        <w:rPr>
-          <w:lang w:val="en-IN"/>
-        </w:rPr>
-        <w:t>data.*</w:t>
-      </w:r>
-      <w:proofErr w:type="gramEnd"/>
-      <w:r>
-        <w:rPr>
-          <w:lang w:val="en-IN"/>
-        </w:rPr>
-        <w:t>")</w:t>
-      </w:r>
-    </w:p>
-    <w:p>
-      <w:pPr>
-        <w:rPr>
-          <w:lang w:val="en-IN"/>
-        </w:rPr>
-      </w:pPr>
-    </w:p>
-    <w:p>
-      <w:pPr>
-        <w:rPr>
-          <w:lang w:val="en-IN"/>
-        </w:rPr>
-      </w:pPr>
-      <w:proofErr w:type="spellStart"/>
-      <w:r>
-        <w:rPr>
-          <w:lang w:val="en-IN"/>
-        </w:rPr>
-        <w:t>df_</w:t>
-      </w:r>
-      <w:proofErr w:type="gramStart"/>
-      <w:r>
-        <w:rPr>
-          <w:lang w:val="en-IN"/>
-        </w:rPr>
-        <w:t>json.display</w:t>
-      </w:r>
-      <w:proofErr w:type="spellEnd"/>
-      <w:proofErr w:type="gramEnd"/>
-      <w:r>
-        <w:rPr>
-          <w:lang w:val="en-IN"/>
-        </w:rPr>
-        <w:t>()</w:t>
+      <w:r>
+        <w:rPr>
+          <w:lang w:val="en-IN"/>
+        </w:rPr>
+        <w:t>df_kafka = spark.readStream \</w:t>
+      </w:r>
+    </w:p>
+    <w:p>
+      <w:pPr>
+        <w:rPr>
+          <w:lang w:val="en-IN"/>
+        </w:rPr>
+      </w:pPr>
+      <w:r>
+        <w:rPr>
+          <w:lang w:val="en-IN"/>
+        </w:rPr>
+        <w:t xml:space="preserve">    .format("kafka") \</w:t>
+      </w:r>
+    </w:p>
+    <w:p>
+      <w:pPr>
+        <w:rPr>
+          <w:lang w:val="en-IN"/>
+        </w:rPr>
+      </w:pPr>
+      <w:r>
+        <w:rPr>
+          <w:lang w:val="en-IN"/>
+        </w:rPr>
+        <w:t xml:space="preserve">    .options(**event_hub_config) \</w:t>
+      </w:r>
+    </w:p>
+    <w:p>
+      <w:pPr>
+        <w:rPr>
+          <w:lang w:val="en-IN"/>
+        </w:rPr>
+      </w:pPr>
+      <w:r>
+        <w:rPr>
+          <w:lang w:val="en-IN"/>
+        </w:rPr>
+        <w:t xml:space="preserve">    .load()</w:t>
+      </w:r>
+    </w:p>
+    <w:p>
+      <w:pPr>
+        <w:rPr>
+          <w:lang w:val="en-IN"/>
+        </w:rPr>
+      </w:pPr>
+    </w:p>
+    <w:p>
+      <w:pPr>
+        <w:rPr>
+          <w:lang w:val="en-IN"/>
+        </w:rPr>
+      </w:pPr>
+      <w:r>
+        <w:rPr>
+          <w:lang w:val="en-IN"/>
+        </w:rPr>
+        <w:t>df_json = df_kafka.selectExpr("CAST(value AS STRING)") \</w:t>
+      </w:r>
+    </w:p>
+    <w:p>
+      <w:pPr>
+        <w:rPr>
+          <w:lang w:val="en-IN"/>
+        </w:rPr>
+      </w:pPr>
+      <w:r>
+        <w:rPr>
+          <w:lang w:val="en-IN"/>
+        </w:rPr>
+        <w:t xml:space="preserve">    .withColumn("data", from_json(col("value"), schema)) \</w:t>
+      </w:r>
+    </w:p>
+    <w:p>
+      <w:pPr>
+        <w:rPr>
+          <w:lang w:val="en-IN"/>
+        </w:rPr>
+      </w:pPr>
+      <w:r>
+        <w:rPr>
+          <w:lang w:val="en-IN"/>
+        </w:rPr>
+        <w:t xml:space="preserve">    .select("data.*")</w:t>
+      </w:r>
+    </w:p>
+    <w:p>
+      <w:pPr>
+        <w:rPr>
+          <w:lang w:val="en-IN"/>
+        </w:rPr>
+      </w:pPr>
+    </w:p>
+    <w:p>
+      <w:pPr>
+        <w:rPr>
+          <w:lang w:val="en-IN"/>
+        </w:rPr>
+      </w:pPr>
+      <w:r>
+        <w:rPr>
+          <w:lang w:val="en-IN"/>
+        </w:rPr>
+        <w:t>df_json.display()</w:t>
       </w:r>
     </w:p>
     <w:p>
@@ -3122,185 +1664,63 @@
           <w:lang w:val="en-IN"/>
         </w:rPr>
       </w:pPr>
-      <w:proofErr w:type="spellStart"/>
-      <w:r>
-        <w:rPr>
-          <w:lang w:val="en-IN"/>
-        </w:rPr>
-        <w:t>df_</w:t>
-      </w:r>
-      <w:proofErr w:type="gramStart"/>
-      <w:r>
-        <w:rPr>
-          <w:lang w:val="en-IN"/>
-        </w:rPr>
-        <w:t>json.writeStream</w:t>
-      </w:r>
-      <w:proofErr w:type="spellEnd"/>
-      <w:proofErr w:type="gramEnd"/>
-      <w:r>
-        <w:rPr>
-          <w:lang w:val="en-IN"/>
-        </w:rPr>
-        <w:t xml:space="preserve"> \</w:t>
-      </w:r>
-    </w:p>
-    <w:p>
-      <w:pPr>
-        <w:rPr>
-          <w:lang w:val="en-IN"/>
-        </w:rPr>
-      </w:pPr>
-      <w:r>
-        <w:rPr>
-          <w:lang w:val="en-IN"/>
-        </w:rPr>
-        <w:t xml:space="preserve">    </w:t>
-      </w:r>
-      <w:proofErr w:type="gramStart"/>
-      <w:r>
-        <w:rPr>
-          <w:lang w:val="en-IN"/>
-        </w:rPr>
-        <w:t>.format</w:t>
-      </w:r>
-      <w:proofErr w:type="gramEnd"/>
-      <w:r>
-        <w:rPr>
-          <w:lang w:val="en-IN"/>
-        </w:rPr>
-        <w:t>("delta") \</w:t>
-      </w:r>
-    </w:p>
-    <w:p>
-      <w:pPr>
-        <w:rPr>
-          <w:lang w:val="en-IN"/>
-        </w:rPr>
-      </w:pPr>
-      <w:r>
-        <w:rPr>
-          <w:lang w:val="en-IN"/>
-        </w:rPr>
-        <w:t xml:space="preserve">    </w:t>
-      </w:r>
-      <w:proofErr w:type="gramStart"/>
-      <w:r>
-        <w:rPr>
-          <w:lang w:val="en-IN"/>
-        </w:rPr>
-        <w:t>.</w:t>
-      </w:r>
-      <w:proofErr w:type="spellStart"/>
-      <w:r>
-        <w:rPr>
-          <w:lang w:val="en-IN"/>
-        </w:rPr>
-        <w:t>outputMode</w:t>
-      </w:r>
-      <w:proofErr w:type="spellEnd"/>
-      <w:proofErr w:type="gramEnd"/>
-      <w:r>
-        <w:rPr>
-          <w:lang w:val="en-IN"/>
-        </w:rPr>
-        <w:t>("append") \</w:t>
-      </w:r>
-    </w:p>
-    <w:p>
-      <w:pPr>
-        <w:rPr>
-          <w:lang w:val="en-IN"/>
-        </w:rPr>
-      </w:pPr>
-      <w:r>
-        <w:rPr>
-          <w:lang w:val="en-IN"/>
-        </w:rPr>
-        <w:t xml:space="preserve">    </w:t>
-      </w:r>
-      <w:proofErr w:type="gramStart"/>
-      <w:r>
-        <w:rPr>
-          <w:lang w:val="en-IN"/>
-        </w:rPr>
-        <w:t>.option</w:t>
-      </w:r>
-      <w:proofErr w:type="gramEnd"/>
-      <w:r>
-        <w:rPr>
-          <w:lang w:val="en-IN"/>
-        </w:rPr>
-        <w:t>("</w:t>
-      </w:r>
-      <w:proofErr w:type="spellStart"/>
-      <w:r>
-        <w:rPr>
-          <w:lang w:val="en-IN"/>
-        </w:rPr>
-        <w:t>checkpointLocation</w:t>
-      </w:r>
-      <w:proofErr w:type="spellEnd"/>
-      <w:r>
-        <w:rPr>
-          <w:lang w:val="en-IN"/>
-        </w:rPr>
-        <w:t>", "/</w:t>
-      </w:r>
-      <w:proofErr w:type="spellStart"/>
-      <w:r>
-        <w:rPr>
-          <w:lang w:val="en-IN"/>
-        </w:rPr>
-        <w:t>mnt</w:t>
-      </w:r>
-      <w:proofErr w:type="spellEnd"/>
-      <w:r>
-        <w:rPr>
-          <w:lang w:val="en-IN"/>
-        </w:rPr>
-        <w:t>/checkpoints/transactions") \</w:t>
-      </w:r>
-    </w:p>
-    <w:p>
-      <w:pPr>
-        <w:rPr>
-          <w:lang w:val="en-IN"/>
-        </w:rPr>
-      </w:pPr>
-      <w:r>
-        <w:rPr>
-          <w:lang w:val="en-IN"/>
-        </w:rPr>
-        <w:t xml:space="preserve">    </w:t>
-      </w:r>
-      <w:proofErr w:type="gramStart"/>
-      <w:r>
-        <w:rPr>
-          <w:lang w:val="en-IN"/>
-        </w:rPr>
-        <w:t>.start</w:t>
-      </w:r>
-      <w:proofErr w:type="gramEnd"/>
-      <w:r>
-        <w:rPr>
-          <w:lang w:val="en-IN"/>
-        </w:rPr>
-        <w:t>("/</w:t>
-      </w:r>
-      <w:proofErr w:type="spellStart"/>
-      <w:r>
-        <w:rPr>
-          <w:lang w:val="en-IN"/>
-        </w:rPr>
-        <w:t>mnt</w:t>
-      </w:r>
-      <w:proofErr w:type="spellEnd"/>
-      <w:r>
-        <w:rPr>
-          <w:lang w:val="en-IN"/>
-        </w:rPr>
-        <w:t>/delta/transactions")</w:t>
+      <w:r>
+        <w:rPr>
+          <w:lang w:val="en-IN"/>
+        </w:rPr>
+        <w:t>df_json.writeStream \</w:t>
+      </w:r>
+    </w:p>
+    <w:p>
+      <w:pPr>
+        <w:rPr>
+          <w:lang w:val="en-IN"/>
+        </w:rPr>
+      </w:pPr>
+      <w:r>
+        <w:rPr>
+          <w:lang w:val="en-IN"/>
+        </w:rPr>
+        <w:t xml:space="preserve">    .format("delta") \</w:t>
+      </w:r>
+    </w:p>
+    <w:p>
+      <w:pPr>
+        <w:rPr>
+          <w:lang w:val="en-IN"/>
+        </w:rPr>
+      </w:pPr>
+      <w:r>
+        <w:rPr>
+          <w:lang w:val="en-IN"/>
+        </w:rPr>
+        <w:t xml:space="preserve">    .outputMode("append") \</w:t>
+      </w:r>
+    </w:p>
+    <w:p>
+      <w:pPr>
+        <w:rPr>
+          <w:lang w:val="en-IN"/>
+        </w:rPr>
+      </w:pPr>
+      <w:r>
+        <w:rPr>
+          <w:lang w:val="en-IN"/>
+        </w:rPr>
+        <w:t xml:space="preserve">    .option("checkpointLocation", "/mnt/checkpoints/transactions") \</w:t>
+      </w:r>
+    </w:p>
+    <w:p>
+      <w:pPr>
+        <w:rPr>
+          <w:lang w:val="en-IN"/>
+        </w:rPr>
+      </w:pPr>
+      <w:r>
+        <w:rPr>
+          <w:lang w:val="en-IN"/>
+        </w:rPr>
+        <w:t xml:space="preserve">    .start("/mnt/delta/transactions")</w:t>
       </w:r>
     </w:p>
     <w:p>

--- a/Day-37/KAFKA.docx
+++ b/Day-37/KAFKA.docx
@@ -1407,72 +1407,111 @@
         <w:rPr>
           <w:lang w:val="en-IN"/>
         </w:rPr>
-        <w:t xml:space="preserve">    "kafka.bootstrap.servers": "&lt;EVENT_HUB_NAMESPACE&gt;:9093",</w:t>
-      </w:r>
-    </w:p>
-    <w:p>
-      <w:pPr>
-        <w:rPr>
-          <w:lang w:val="en-IN"/>
-        </w:rPr>
-      </w:pPr>
-      <w:r>
-        <w:rPr>
-          <w:lang w:val="en-IN"/>
-        </w:rPr>
-        <w:t xml:space="preserve">    "subscribe": "transactions",</w:t>
-      </w:r>
-    </w:p>
-    <w:p>
-      <w:pPr>
-        <w:rPr>
-          <w:lang w:val="en-IN"/>
-        </w:rPr>
-      </w:pPr>
-      <w:r>
-        <w:rPr>
-          <w:lang w:val="en-IN"/>
-        </w:rPr>
-        <w:t xml:space="preserve">    "startingOffsets": "latest",</w:t>
-      </w:r>
-    </w:p>
-    <w:p>
-      <w:pPr>
-        <w:rPr>
-          <w:lang w:val="en-IN"/>
-        </w:rPr>
-      </w:pPr>
-      <w:r>
-        <w:rPr>
-          <w:lang w:val="en-IN"/>
-        </w:rPr>
-        <w:t xml:space="preserve">    "kafka.security.protocol": "SASL_SSL",</w:t>
-      </w:r>
-    </w:p>
-    <w:p>
-      <w:pPr>
-        <w:rPr>
-          <w:lang w:val="en-IN"/>
-        </w:rPr>
-      </w:pPr>
-      <w:r>
-        <w:rPr>
-          <w:lang w:val="en-IN"/>
-        </w:rPr>
-        <w:t xml:space="preserve">    "kafka.sasl.mechanism": "PLAIN",</w:t>
-      </w:r>
-    </w:p>
-    <w:p>
-      <w:pPr>
-        <w:rPr>
-          <w:lang w:val="en-IN"/>
-        </w:rPr>
-      </w:pPr>
-      <w:r>
-        <w:rPr>
-          <w:lang w:val="en-IN"/>
-        </w:rPr>
-        <w:t xml:space="preserve">    "kafka.sasl.jaas.config": 'org.apache.kafka.common.security.plain.PlainLoginModule required username="$ConnectionString" password="&lt;CONNECTION_STRING&gt;";'</w:t>
+        <w:t xml:space="preserve">  "kafka.bootstrap.servers": "mynamespace.servicebus.windows.net:9093",</w:t>
+      </w:r>
+    </w:p>
+    <w:p>
+      <w:pPr>
+        <w:rPr>
+          <w:lang w:val="en-IN"/>
+        </w:rPr>
+      </w:pPr>
+      <w:r>
+        <w:rPr>
+          <w:lang w:val="en-IN"/>
+        </w:rPr>
+        <w:t xml:space="preserve">  "subscribe": "transactions",</w:t>
+      </w:r>
+    </w:p>
+    <w:p>
+      <w:pPr>
+        <w:rPr>
+          <w:lang w:val="en-IN"/>
+        </w:rPr>
+      </w:pPr>
+      <w:r>
+        <w:rPr>
+          <w:lang w:val="en-IN"/>
+        </w:rPr>
+        <w:t xml:space="preserve">  "kafka.security.protocol": "SASL_SSL",</w:t>
+      </w:r>
+    </w:p>
+    <w:p>
+      <w:pPr>
+        <w:rPr>
+          <w:lang w:val="en-IN"/>
+        </w:rPr>
+      </w:pPr>
+      <w:r>
+        <w:rPr>
+          <w:lang w:val="en-IN"/>
+        </w:rPr>
+        <w:t xml:space="preserve">  "kafka.sasl.mechanism": "PLAIN",</w:t>
+      </w:r>
+    </w:p>
+    <w:p>
+      <w:pPr>
+        <w:rPr>
+          <w:lang w:val="en-IN"/>
+        </w:rPr>
+      </w:pPr>
+      <w:r>
+        <w:rPr>
+          <w:lang w:val="en-IN"/>
+        </w:rPr>
+        <w:t xml:space="preserve">  "kafka.sasl.jaas.config": (</w:t>
+      </w:r>
+    </w:p>
+    <w:p>
+      <w:pPr>
+        <w:rPr>
+          <w:lang w:val="en-IN"/>
+        </w:rPr>
+      </w:pPr>
+      <w:r>
+        <w:rPr>
+          <w:lang w:val="en-IN"/>
+        </w:rPr>
+        <w:t xml:space="preserve">    'kafkashaded.org.apache.kafka.common.security.plain.PlainLoginModule required '</w:t>
+      </w:r>
+    </w:p>
+    <w:p>
+      <w:pPr>
+        <w:rPr>
+          <w:lang w:val="en-IN"/>
+        </w:rPr>
+      </w:pPr>
+      <w:r>
+        <w:rPr>
+          <w:lang w:val="en-IN"/>
+        </w:rPr>
+        <w:t xml:space="preserve">    'username="$ConnectionString" '</w:t>
+      </w:r>
+    </w:p>
+    <w:p>
+      <w:pPr>
+        <w:rPr>
+          <w:lang w:val="en-IN"/>
+        </w:rPr>
+      </w:pPr>
+      <w:r>
+        <w:rPr>
+          <w:lang w:val="en-IN"/>
+        </w:rPr>
+        <w:t xml:space="preserve">    'password="Endpoint=sb://mynamespace.servicebus.windows.net/;SharedAccessKeyName=...;SharedAccessKey=...;";'</w:t>
+      </w:r>
+    </w:p>
+    <w:p>
+      <w:pPr>
+        <w:rPr>
+          <w:lang w:val="en-IN"/>
+        </w:rPr>
+      </w:pPr>
+      <w:r>
+        <w:rPr>
+          <w:lang w:val="en-IN"/>
+        </w:rPr>
+        <w:t xml:space="preserve">  )</w:t>
       </w:r>
     </w:p>
     <w:p>
@@ -1487,13 +1526,6 @@
         </w:rPr>
         <w:t>}</w:t>
       </w:r>
-    </w:p>
-    <w:p>
-      <w:pPr>
-        <w:rPr>
-          <w:lang w:val="en-IN"/>
-        </w:rPr>
-      </w:pPr>
     </w:p>
     <w:p>
       <w:pPr>
